--- a/templates/TemplateB.docx
+++ b/templates/TemplateB.docx
@@ -2,100 +2,402 @@
 <file path=word/document.xml><?xml version="1.0" encoding="utf-8"?>
 <w:document xmlns:wpc="http://schemas.microsoft.com/office/word/2010/wordprocessingCanvas" xmlns:cx="http://schemas.microsoft.com/office/drawing/2014/chartex" xmlns:cx1="http://schemas.microsoft.com/office/drawing/2015/9/8/chartex" xmlns:cx2="http://schemas.microsoft.com/office/drawing/2015/10/21/chartex" xmlns:cx3="http://schemas.microsoft.com/office/drawing/2016/5/9/chartex" xmlns:cx4="http://schemas.microsoft.com/office/drawing/2016/5/10/chartex" xmlns:cx5="http://schemas.microsoft.com/office/drawing/2016/5/11/chartex" xmlns:cx6="http://schemas.microsoft.com/office/drawing/2016/5/12/chartex" xmlns:cx7="http://schemas.microsoft.com/office/drawing/2016/5/13/chartex" xmlns:cx8="http://schemas.microsoft.com/office/drawing/2016/5/14/chartex" xmlns:mc="http://schemas.openxmlformats.org/markup-compatibility/2006" xmlns:aink="http://schemas.microsoft.com/office/drawing/2016/ink" xmlns:am3d="http://schemas.microsoft.com/office/drawing/2017/model3d" xmlns:o="urn:schemas-microsoft-com:office:office" xmlns:oel="http://schemas.microsoft.com/office/2019/extlst" xmlns:r="http://schemas.openxmlformats.org/officeDocument/2006/relationships" xmlns:m="http://schemas.openxmlformats.org/officeDocument/2006/math" xmlns:v="urn:schemas-microsoft-com:vml" xmlns:wp14="http://schemas.microsoft.com/office/word/2010/wordprocessingDrawing" xmlns:wp="http://schemas.openxmlformats.org/drawingml/2006/wordprocessingDrawing" xmlns:w10="urn:schemas-microsoft-com:office:word" xmlns:w="http://schemas.openxmlformats.org/wordprocessingml/2006/main" xmlns:w14="http://schemas.microsoft.com/office/word/2010/wordml" xmlns:w15="http://schemas.microsoft.com/office/word/2012/wordml" xmlns:w16cex="http://schemas.microsoft.com/office/word/2018/wordml/cex" xmlns:w16cid="http://schemas.microsoft.com/office/word/2016/wordml/cid" xmlns:w16="http://schemas.microsoft.com/office/word/2018/wordml" xmlns:w16du="http://schemas.microsoft.com/office/word/2023/wordml/word16du" xmlns:w16sdtdh="http://schemas.microsoft.com/office/word/2020/wordml/sdtdatahash" xmlns:w16sdtfl="http://schemas.microsoft.com/office/word/2024/wordml/sdtformatlock" xmlns:w16se="http://schemas.microsoft.com/office/word/2015/wordml/symex" xmlns:wpg="http://schemas.microsoft.com/office/word/2010/wordprocessingGroup" xmlns:wpi="http://schemas.microsoft.com/office/word/2010/wordprocessingInk" xmlns:wne="http://schemas.microsoft.com/office/word/2006/wordml" xmlns:wps="http://schemas.microsoft.com/office/word/2010/wordprocessingShape" mc:Ignorable="w14 w15 w16se w16cid w16 w16cex w16sdtdh w16sdtfl w16du wp14">
   <w:body>
+    <w:tbl>
+      <w:tblPr>
+        <w:tblStyle w:val="TableGrid"/>
+        <w:tblW w:w="11119" w:type="dxa"/>
+        <w:tblBorders>
+          <w:top w:val="none" w:sz="0" w:space="0" w:color="auto"/>
+          <w:left w:val="none" w:sz="0" w:space="0" w:color="auto"/>
+          <w:bottom w:val="none" w:sz="0" w:space="0" w:color="auto"/>
+          <w:right w:val="none" w:sz="0" w:space="0" w:color="auto"/>
+          <w:insideH w:val="none" w:sz="0" w:space="0" w:color="auto"/>
+          <w:insideV w:val="none" w:sz="0" w:space="0" w:color="auto"/>
+        </w:tblBorders>
+        <w:tblLook w:val="04A0" w:firstRow="1" w:lastRow="0" w:firstColumn="1" w:lastColumn="0" w:noHBand="0" w:noVBand="1"/>
+      </w:tblPr>
+      <w:tblGrid>
+        <w:gridCol w:w="11119"/>
+      </w:tblGrid>
+      <w:tr>
+        <w:trPr>
+          <w:trHeight w:val="800"/>
+        </w:trPr>
+        <w:tc>
+          <w:tcPr>
+            <w:tcW w:w="11119" w:type="dxa"/>
+          </w:tcPr>
+          <w:p>
+            <w:pPr>
+              <w:pBdr>
+                <w:bottom w:val="single" w:sz="12" w:space="1" w:color="auto"/>
+              </w:pBdr>
+              <w:rPr>
+                <w:rFonts w:ascii="Georgia Pro Black" w:hAnsi="Georgia Pro Black"/>
+                <w:b/>
+                <w:bCs/>
+                <w:sz w:val="48"/>
+                <w:szCs w:val="48"/>
+              </w:rPr>
+            </w:pPr>
+            <w:r>
+              <w:rPr>
+                <w:rFonts w:ascii="Georgia Pro Black" w:hAnsi="Georgia Pro Black"/>
+                <w:b/>
+                <w:bCs/>
+                <w:sz w:val="48"/>
+                <w:szCs w:val="48"/>
+              </w:rPr>
+              <w:t>{</w:t>
+            </w:r>
+            <w:proofErr w:type="spellStart"/>
+            <w:r>
+              <w:rPr>
+                <w:rFonts w:ascii="Georgia Pro Black" w:hAnsi="Georgia Pro Black"/>
+                <w:b/>
+                <w:bCs/>
+                <w:sz w:val="48"/>
+                <w:szCs w:val="48"/>
+              </w:rPr>
+              <w:t>studentName</w:t>
+            </w:r>
+            <w:proofErr w:type="spellEnd"/>
+            <w:r>
+              <w:rPr>
+                <w:rFonts w:ascii="Georgia Pro Black" w:hAnsi="Georgia Pro Black"/>
+                <w:b/>
+                <w:bCs/>
+                <w:sz w:val="48"/>
+                <w:szCs w:val="48"/>
+              </w:rPr>
+              <w:t>}</w:t>
+            </w:r>
+          </w:p>
+          <w:p>
+            <w:pPr>
+              <w:rPr>
+                <w:rFonts w:ascii="Georgia Pro Black" w:hAnsi="Georgia Pro Black"/>
+                <w:b/>
+                <w:bCs/>
+                <w:sz w:val="48"/>
+                <w:szCs w:val="48"/>
+              </w:rPr>
+            </w:pPr>
+          </w:p>
+        </w:tc>
+      </w:tr>
+      <w:tr>
+        <w:trPr>
+          <w:trHeight w:val="2442"/>
+        </w:trPr>
+        <w:tc>
+          <w:tcPr>
+            <w:tcW w:w="11119" w:type="dxa"/>
+          </w:tcPr>
+          <w:p>
+            <w:pPr>
+              <w:rPr>
+                <w:sz w:val="22"/>
+                <w:szCs w:val="22"/>
+              </w:rPr>
+            </w:pPr>
+            <w:r>
+              <w:rPr>
+                <w:sz w:val="22"/>
+                <w:szCs w:val="22"/>
+              </w:rPr>
+              <w:t>{</w:t>
+            </w:r>
+            <w:proofErr w:type="spellStart"/>
+            <w:r>
+              <w:rPr>
+                <w:sz w:val="22"/>
+                <w:szCs w:val="22"/>
+              </w:rPr>
+              <w:t>studentAddress</w:t>
+            </w:r>
+            <w:proofErr w:type="spellEnd"/>
+            <w:r>
+              <w:rPr>
+                <w:sz w:val="22"/>
+                <w:szCs w:val="22"/>
+              </w:rPr>
+              <w:t>}</w:t>
+            </w:r>
+          </w:p>
+          <w:p>
+            <w:pPr>
+              <w:rPr>
+                <w:sz w:val="22"/>
+                <w:szCs w:val="22"/>
+              </w:rPr>
+            </w:pPr>
+            <w:r>
+              <w:rPr>
+                <w:sz w:val="22"/>
+                <w:szCs w:val="22"/>
+              </w:rPr>
+              <w:t>{email}</w:t>
+            </w:r>
+          </w:p>
+          <w:p>
+            <w:pPr>
+              <w:rPr>
+                <w:sz w:val="22"/>
+                <w:szCs w:val="22"/>
+              </w:rPr>
+            </w:pPr>
+            <w:r>
+              <w:rPr>
+                <w:sz w:val="22"/>
+                <w:szCs w:val="22"/>
+              </w:rPr>
+              <w:t>{phone}</w:t>
+            </w:r>
+          </w:p>
+          <w:p>
+            <w:pPr>
+              <w:rPr>
+                <w:sz w:val="22"/>
+                <w:szCs w:val="22"/>
+              </w:rPr>
+            </w:pPr>
+          </w:p>
+          <w:p>
+            <w:pPr>
+              <w:rPr>
+                <w:sz w:val="22"/>
+                <w:szCs w:val="22"/>
+              </w:rPr>
+            </w:pPr>
+            <w:r>
+              <w:rPr>
+                <w:sz w:val="22"/>
+                <w:szCs w:val="22"/>
+              </w:rPr>
+              <w:t>{date}</w:t>
+            </w:r>
+          </w:p>
+          <w:p>
+            <w:pPr>
+              <w:rPr>
+                <w:sz w:val="22"/>
+                <w:szCs w:val="22"/>
+              </w:rPr>
+            </w:pPr>
+          </w:p>
+          <w:p>
+            <w:pPr>
+              <w:rPr>
+                <w:sz w:val="22"/>
+                <w:szCs w:val="22"/>
+              </w:rPr>
+            </w:pPr>
+            <w:r>
+              <w:rPr>
+                <w:sz w:val="22"/>
+                <w:szCs w:val="22"/>
+              </w:rPr>
+              <w:t>{</w:t>
+            </w:r>
+            <w:proofErr w:type="spellStart"/>
+            <w:r>
+              <w:rPr>
+                <w:sz w:val="22"/>
+                <w:szCs w:val="22"/>
+              </w:rPr>
+              <w:t>companyName</w:t>
+            </w:r>
+            <w:proofErr w:type="spellEnd"/>
+            <w:r>
+              <w:rPr>
+                <w:sz w:val="22"/>
+                <w:szCs w:val="22"/>
+              </w:rPr>
+              <w:t>}</w:t>
+            </w:r>
+          </w:p>
+          <w:p>
+            <w:pPr>
+              <w:rPr>
+                <w:sz w:val="22"/>
+                <w:szCs w:val="22"/>
+              </w:rPr>
+            </w:pPr>
+            <w:r>
+              <w:rPr>
+                <w:sz w:val="22"/>
+                <w:szCs w:val="22"/>
+              </w:rPr>
+              <w:t>{</w:t>
+            </w:r>
+            <w:proofErr w:type="spellStart"/>
+            <w:r>
+              <w:rPr>
+                <w:sz w:val="22"/>
+                <w:szCs w:val="22"/>
+              </w:rPr>
+              <w:t>companyAddress</w:t>
+            </w:r>
+            <w:proofErr w:type="spellEnd"/>
+            <w:r>
+              <w:rPr>
+                <w:sz w:val="22"/>
+                <w:szCs w:val="22"/>
+              </w:rPr>
+              <w:t>}</w:t>
+            </w:r>
+          </w:p>
+          <w:p>
+            <w:pPr>
+              <w:rPr>
+                <w:sz w:val="22"/>
+                <w:szCs w:val="22"/>
+              </w:rPr>
+            </w:pPr>
+          </w:p>
+          <w:p>
+            <w:pPr>
+              <w:rPr>
+                <w:sz w:val="22"/>
+                <w:szCs w:val="22"/>
+              </w:rPr>
+            </w:pPr>
+            <w:r>
+              <w:rPr>
+                <w:sz w:val="22"/>
+                <w:szCs w:val="22"/>
+              </w:rPr>
+              <w:t>{greeting}</w:t>
+            </w:r>
+          </w:p>
+          <w:p>
+            <w:pPr>
+              <w:rPr>
+                <w:b/>
+                <w:bCs/>
+                <w:sz w:val="22"/>
+                <w:szCs w:val="22"/>
+              </w:rPr>
+            </w:pPr>
+          </w:p>
+          <w:p>
+            <w:pPr>
+              <w:rPr>
+                <w:sz w:val="22"/>
+                <w:szCs w:val="22"/>
+              </w:rPr>
+            </w:pPr>
+            <w:r>
+              <w:rPr>
+                <w:sz w:val="22"/>
+                <w:szCs w:val="22"/>
+              </w:rPr>
+              <w:t>{</w:t>
+            </w:r>
+            <w:proofErr w:type="spellStart"/>
+            <w:r>
+              <w:rPr>
+                <w:sz w:val="22"/>
+                <w:szCs w:val="22"/>
+              </w:rPr>
+              <w:t>letterBody</w:t>
+            </w:r>
+            <w:proofErr w:type="spellEnd"/>
+            <w:r>
+              <w:rPr>
+                <w:sz w:val="22"/>
+                <w:szCs w:val="22"/>
+              </w:rPr>
+              <w:t>}</w:t>
+            </w:r>
+          </w:p>
+          <w:p>
+            <w:pPr>
+              <w:rPr>
+                <w:sz w:val="22"/>
+                <w:szCs w:val="22"/>
+              </w:rPr>
+            </w:pPr>
+          </w:p>
+          <w:p>
+            <w:pPr>
+              <w:rPr>
+                <w:sz w:val="22"/>
+                <w:szCs w:val="22"/>
+              </w:rPr>
+            </w:pPr>
+            <w:r>
+              <w:rPr>
+                <w:sz w:val="22"/>
+                <w:szCs w:val="22"/>
+              </w:rPr>
+              <w:t>Sincerely,</w:t>
+            </w:r>
+          </w:p>
+          <w:p>
+            <w:pPr>
+              <w:rPr>
+                <w:sz w:val="22"/>
+                <w:szCs w:val="22"/>
+              </w:rPr>
+            </w:pPr>
+          </w:p>
+          <w:p>
+            <w:pPr>
+              <w:rPr>
+                <w:sz w:val="22"/>
+                <w:szCs w:val="22"/>
+              </w:rPr>
+            </w:pPr>
+            <w:r>
+              <w:rPr>
+                <w:sz w:val="22"/>
+                <w:szCs w:val="22"/>
+              </w:rPr>
+              <w:t>{</w:t>
+            </w:r>
+            <w:proofErr w:type="spellStart"/>
+            <w:r>
+              <w:rPr>
+                <w:sz w:val="22"/>
+                <w:szCs w:val="22"/>
+              </w:rPr>
+              <w:t>studentName</w:t>
+            </w:r>
+            <w:proofErr w:type="spellEnd"/>
+            <w:r>
+              <w:rPr>
+                <w:sz w:val="22"/>
+                <w:szCs w:val="22"/>
+              </w:rPr>
+              <w:t>}</w:t>
+            </w:r>
+          </w:p>
+          <w:p>
+            <w:pPr>
+              <w:rPr>
+                <w:b/>
+                <w:bCs/>
+                <w:sz w:val="22"/>
+                <w:szCs w:val="22"/>
+              </w:rPr>
+            </w:pPr>
+          </w:p>
+        </w:tc>
+      </w:tr>
+    </w:tbl>
     <w:p>
-      <w:r>
-        <w:t>{</w:t>
-      </w:r>
-      <w:proofErr w:type="spellStart"/>
-      <w:r>
-        <w:t>studentName</w:t>
-      </w:r>
-      <w:proofErr w:type="spellEnd"/>
-      <w:r>
-        <w:t>}</w:t>
-      </w:r>
-    </w:p>
-    <w:p>
-      <w:r>
-        <w:t>{email} | {phone}</w:t>
-      </w:r>
+      <w:pPr>
+        <w:rPr>
+          <w:sz w:val="24"/>
+        </w:rPr>
+      </w:pPr>
     </w:p>
     <w:p/>
-    <w:p>
-      <w:r>
-        <w:t>{date}</w:t>
-      </w:r>
-    </w:p>
-    <w:p/>
-    <w:p>
-      <w:r>
-        <w:t>{</w:t>
-      </w:r>
-      <w:proofErr w:type="spellStart"/>
-      <w:r>
-        <w:t>companyName</w:t>
-      </w:r>
-      <w:proofErr w:type="spellEnd"/>
-      <w:r>
-        <w:t>}</w:t>
-      </w:r>
-    </w:p>
-    <w:p>
-      <w:r>
-        <w:t>{</w:t>
-      </w:r>
-      <w:proofErr w:type="spellStart"/>
-      <w:r>
-        <w:t>companyAddress</w:t>
-      </w:r>
-      <w:proofErr w:type="spellEnd"/>
-      <w:r>
-        <w:t>}</w:t>
-      </w:r>
-    </w:p>
-    <w:p/>
-    <w:p>
-      <w:r>
-        <w:t>{greeting}</w:t>
-      </w:r>
-    </w:p>
-    <w:p/>
-    <w:p>
-      <w:r>
-        <w:t>{</w:t>
-      </w:r>
-      <w:proofErr w:type="spellStart"/>
-      <w:r>
-        <w:t>letterBody</w:t>
-      </w:r>
-      <w:proofErr w:type="spellEnd"/>
-      <w:r>
-        <w:t>}</w:t>
-      </w:r>
-    </w:p>
-    <w:p/>
-    <w:p>
-      <w:r>
-        <w:t>Sincerely,</w:t>
-      </w:r>
-    </w:p>
-    <w:p/>
-    <w:p>
-      <w:r>
-        <w:t>{</w:t>
-      </w:r>
-      <w:proofErr w:type="spellStart"/>
-      <w:r>
-        <w:t>studentName</w:t>
-      </w:r>
-      <w:proofErr w:type="spellEnd"/>
-      <w:r>
-        <w:t>}</w:t>
-      </w:r>
-    </w:p>
     <w:sectPr>
-      <w:pgSz w:w="12240" w:h="15840"/>
-      <w:pgMar w:top="1440" w:right="1440" w:bottom="1440" w:left="1440" w:header="720" w:footer="720" w:gutter="0"/>
+      <w:pgSz w:w="12240" w:h="15840" w:code="1"/>
+      <w:pgMar w:top="720" w:right="720" w:bottom="720" w:left="720" w:header="0" w:footer="0" w:gutter="0"/>
       <w:cols w:space="720"/>
       <w:docGrid w:linePitch="360"/>
     </w:sectPr>
@@ -503,6 +805,16 @@
   <w:style w:type="paragraph" w:default="1" w:styleId="Normal">
     <w:name w:val="Normal"/>
     <w:qFormat/>
+    <w:rsid w:val="00675C99"/>
+    <w:pPr>
+      <w:spacing w:after="0" w:line="264" w:lineRule="auto"/>
+    </w:pPr>
+    <w:rPr>
+      <w:color w:val="000000" w:themeColor="text1"/>
+      <w:kern w:val="0"/>
+      <w:sz w:val="20"/>
+      <w14:ligatures w14:val="none"/>
+    </w:rPr>
   </w:style>
   <w:style w:type="paragraph" w:styleId="Heading1">
     <w:name w:val="heading 1"/>
@@ -515,14 +827,16 @@
     <w:pPr>
       <w:keepNext/>
       <w:keepLines/>
-      <w:spacing w:before="360" w:after="80"/>
+      <w:spacing w:before="360" w:after="80" w:line="278" w:lineRule="auto"/>
       <w:outlineLvl w:val="0"/>
     </w:pPr>
     <w:rPr>
       <w:rFonts w:asciiTheme="majorHAnsi" w:eastAsiaTheme="majorEastAsia" w:hAnsiTheme="majorHAnsi" w:cstheme="majorBidi"/>
       <w:color w:val="2F5496" w:themeColor="accent1" w:themeShade="BF"/>
+      <w:kern w:val="2"/>
       <w:sz w:val="40"/>
       <w:szCs w:val="40"/>
+      <w14:ligatures w14:val="standardContextual"/>
     </w:rPr>
   </w:style>
   <w:style w:type="paragraph" w:styleId="Heading2">
@@ -538,14 +852,16 @@
     <w:pPr>
       <w:keepNext/>
       <w:keepLines/>
-      <w:spacing w:before="160" w:after="80"/>
+      <w:spacing w:before="160" w:after="80" w:line="278" w:lineRule="auto"/>
       <w:outlineLvl w:val="1"/>
     </w:pPr>
     <w:rPr>
       <w:rFonts w:asciiTheme="majorHAnsi" w:eastAsiaTheme="majorEastAsia" w:hAnsiTheme="majorHAnsi" w:cstheme="majorBidi"/>
       <w:color w:val="2F5496" w:themeColor="accent1" w:themeShade="BF"/>
+      <w:kern w:val="2"/>
       <w:sz w:val="32"/>
       <w:szCs w:val="32"/>
+      <w14:ligatures w14:val="standardContextual"/>
     </w:rPr>
   </w:style>
   <w:style w:type="paragraph" w:styleId="Heading3">
@@ -561,14 +877,16 @@
     <w:pPr>
       <w:keepNext/>
       <w:keepLines/>
-      <w:spacing w:before="160" w:after="80"/>
+      <w:spacing w:before="160" w:after="80" w:line="278" w:lineRule="auto"/>
       <w:outlineLvl w:val="2"/>
     </w:pPr>
     <w:rPr>
       <w:rFonts w:eastAsiaTheme="majorEastAsia" w:cstheme="majorBidi"/>
       <w:color w:val="2F5496" w:themeColor="accent1" w:themeShade="BF"/>
+      <w:kern w:val="2"/>
       <w:sz w:val="28"/>
       <w:szCs w:val="28"/>
+      <w14:ligatures w14:val="standardContextual"/>
     </w:rPr>
   </w:style>
   <w:style w:type="paragraph" w:styleId="Heading4">
@@ -584,7 +902,7 @@
     <w:pPr>
       <w:keepNext/>
       <w:keepLines/>
-      <w:spacing w:before="80" w:after="40"/>
+      <w:spacing w:before="80" w:after="40" w:line="278" w:lineRule="auto"/>
       <w:outlineLvl w:val="3"/>
     </w:pPr>
     <w:rPr>
@@ -592,6 +910,9 @@
       <w:i/>
       <w:iCs/>
       <w:color w:val="2F5496" w:themeColor="accent1" w:themeShade="BF"/>
+      <w:kern w:val="2"/>
+      <w:sz w:val="24"/>
+      <w14:ligatures w14:val="standardContextual"/>
     </w:rPr>
   </w:style>
   <w:style w:type="paragraph" w:styleId="Heading5">
@@ -607,12 +928,15 @@
     <w:pPr>
       <w:keepNext/>
       <w:keepLines/>
-      <w:spacing w:before="80" w:after="40"/>
+      <w:spacing w:before="80" w:after="40" w:line="278" w:lineRule="auto"/>
       <w:outlineLvl w:val="4"/>
     </w:pPr>
     <w:rPr>
       <w:rFonts w:eastAsiaTheme="majorEastAsia" w:cstheme="majorBidi"/>
       <w:color w:val="2F5496" w:themeColor="accent1" w:themeShade="BF"/>
+      <w:kern w:val="2"/>
+      <w:sz w:val="24"/>
+      <w14:ligatures w14:val="standardContextual"/>
     </w:rPr>
   </w:style>
   <w:style w:type="paragraph" w:styleId="Heading6">
@@ -628,7 +952,7 @@
     <w:pPr>
       <w:keepNext/>
       <w:keepLines/>
-      <w:spacing w:before="40" w:after="0"/>
+      <w:spacing w:before="40" w:line="278" w:lineRule="auto"/>
       <w:outlineLvl w:val="5"/>
     </w:pPr>
     <w:rPr>
@@ -636,6 +960,9 @@
       <w:i/>
       <w:iCs/>
       <w:color w:val="595959" w:themeColor="text1" w:themeTint="A6"/>
+      <w:kern w:val="2"/>
+      <w:sz w:val="24"/>
+      <w14:ligatures w14:val="standardContextual"/>
     </w:rPr>
   </w:style>
   <w:style w:type="paragraph" w:styleId="Heading7">
@@ -651,12 +978,15 @@
     <w:pPr>
       <w:keepNext/>
       <w:keepLines/>
-      <w:spacing w:before="40" w:after="0"/>
+      <w:spacing w:before="40" w:line="278" w:lineRule="auto"/>
       <w:outlineLvl w:val="6"/>
     </w:pPr>
     <w:rPr>
       <w:rFonts w:eastAsiaTheme="majorEastAsia" w:cstheme="majorBidi"/>
       <w:color w:val="595959" w:themeColor="text1" w:themeTint="A6"/>
+      <w:kern w:val="2"/>
+      <w:sz w:val="24"/>
+      <w14:ligatures w14:val="standardContextual"/>
     </w:rPr>
   </w:style>
   <w:style w:type="paragraph" w:styleId="Heading8">
@@ -672,7 +1002,7 @@
     <w:pPr>
       <w:keepNext/>
       <w:keepLines/>
-      <w:spacing w:after="0"/>
+      <w:spacing w:line="278" w:lineRule="auto"/>
       <w:outlineLvl w:val="7"/>
     </w:pPr>
     <w:rPr>
@@ -680,6 +1010,9 @@
       <w:i/>
       <w:iCs/>
       <w:color w:val="272727" w:themeColor="text1" w:themeTint="D8"/>
+      <w:kern w:val="2"/>
+      <w:sz w:val="24"/>
+      <w14:ligatures w14:val="standardContextual"/>
     </w:rPr>
   </w:style>
   <w:style w:type="paragraph" w:styleId="Heading9">
@@ -695,12 +1028,15 @@
     <w:pPr>
       <w:keepNext/>
       <w:keepLines/>
-      <w:spacing w:after="0"/>
+      <w:spacing w:line="278" w:lineRule="auto"/>
       <w:outlineLvl w:val="8"/>
     </w:pPr>
     <w:rPr>
       <w:rFonts w:eastAsiaTheme="majorEastAsia" w:cstheme="majorBidi"/>
       <w:color w:val="272727" w:themeColor="text1" w:themeTint="D8"/>
+      <w:kern w:val="2"/>
+      <w:sz w:val="24"/>
+      <w14:ligatures w14:val="standardContextual"/>
     </w:rPr>
   </w:style>
   <w:style w:type="character" w:default="1" w:styleId="DefaultParagraphFont">
@@ -863,10 +1199,12 @@
     </w:pPr>
     <w:rPr>
       <w:rFonts w:asciiTheme="majorHAnsi" w:eastAsiaTheme="majorEastAsia" w:hAnsiTheme="majorHAnsi" w:cstheme="majorBidi"/>
+      <w:color w:val="auto"/>
       <w:spacing w:val="-10"/>
       <w:kern w:val="28"/>
       <w:sz w:val="56"/>
       <w:szCs w:val="56"/>
+      <w14:ligatures w14:val="standardContextual"/>
     </w:rPr>
   </w:style>
   <w:style w:type="character" w:customStyle="1" w:styleId="TitleChar">
@@ -895,13 +1233,16 @@
       <w:numPr>
         <w:ilvl w:val="1"/>
       </w:numPr>
+      <w:spacing w:after="160" w:line="278" w:lineRule="auto"/>
     </w:pPr>
     <w:rPr>
       <w:rFonts w:eastAsiaTheme="majorEastAsia" w:cstheme="majorBidi"/>
       <w:color w:val="595959" w:themeColor="text1" w:themeTint="A6"/>
       <w:spacing w:val="15"/>
+      <w:kern w:val="2"/>
       <w:sz w:val="28"/>
       <w:szCs w:val="28"/>
+      <w14:ligatures w14:val="standardContextual"/>
     </w:rPr>
   </w:style>
   <w:style w:type="character" w:customStyle="1" w:styleId="SubtitleChar">
@@ -927,13 +1268,16 @@
     <w:qFormat/>
     <w:rsid w:val="009D30E2"/>
     <w:pPr>
-      <w:spacing w:before="160"/>
+      <w:spacing w:before="160" w:after="160" w:line="278" w:lineRule="auto"/>
       <w:jc w:val="center"/>
     </w:pPr>
     <w:rPr>
       <w:i/>
       <w:iCs/>
       <w:color w:val="404040" w:themeColor="text1" w:themeTint="BF"/>
+      <w:kern w:val="2"/>
+      <w:sz w:val="24"/>
+      <w14:ligatures w14:val="standardContextual"/>
     </w:rPr>
   </w:style>
   <w:style w:type="character" w:customStyle="1" w:styleId="QuoteChar">
@@ -955,9 +1299,16 @@
     <w:qFormat/>
     <w:rsid w:val="009D30E2"/>
     <w:pPr>
+      <w:spacing w:after="160" w:line="278" w:lineRule="auto"/>
       <w:ind w:left="720"/>
       <w:contextualSpacing/>
     </w:pPr>
+    <w:rPr>
+      <w:color w:val="auto"/>
+      <w:kern w:val="2"/>
+      <w:sz w:val="24"/>
+      <w14:ligatures w14:val="standardContextual"/>
+    </w:rPr>
   </w:style>
   <w:style w:type="character" w:styleId="IntenseEmphasis">
     <w:name w:val="Intense Emphasis"/>
@@ -984,7 +1335,7 @@
         <w:top w:val="single" w:sz="4" w:space="10" w:color="2F5496" w:themeColor="accent1" w:themeShade="BF"/>
         <w:bottom w:val="single" w:sz="4" w:space="10" w:color="2F5496" w:themeColor="accent1" w:themeShade="BF"/>
       </w:pBdr>
-      <w:spacing w:before="360" w:after="360"/>
+      <w:spacing w:before="360" w:after="360" w:line="278" w:lineRule="auto"/>
       <w:ind w:left="864" w:right="864"/>
       <w:jc w:val="center"/>
     </w:pPr>
@@ -992,6 +1343,9 @@
       <w:i/>
       <w:iCs/>
       <w:color w:val="2F5496" w:themeColor="accent1" w:themeShade="BF"/>
+      <w:kern w:val="2"/>
+      <w:sz w:val="24"/>
+      <w14:ligatures w14:val="standardContextual"/>
     </w:rPr>
   </w:style>
   <w:style w:type="character" w:customStyle="1" w:styleId="IntenseQuoteChar">
@@ -1019,6 +1373,30 @@
       <w:color w:val="2F5496" w:themeColor="accent1" w:themeShade="BF"/>
       <w:spacing w:val="5"/>
     </w:rPr>
+  </w:style>
+  <w:style w:type="table" w:styleId="TableGrid">
+    <w:name w:val="Table Grid"/>
+    <w:basedOn w:val="TableNormal"/>
+    <w:uiPriority w:val="39"/>
+    <w:rsid w:val="00675C99"/>
+    <w:pPr>
+      <w:spacing w:after="0" w:line="264" w:lineRule="auto"/>
+    </w:pPr>
+    <w:rPr>
+      <w:color w:val="7F7F7F" w:themeColor="text1" w:themeTint="80"/>
+      <w:kern w:val="0"/>
+      <w14:ligatures w14:val="none"/>
+    </w:rPr>
+    <w:tblPr>
+      <w:tblBorders>
+        <w:top w:val="single" w:sz="4" w:space="0" w:color="auto"/>
+        <w:left w:val="single" w:sz="4" w:space="0" w:color="auto"/>
+        <w:bottom w:val="single" w:sz="4" w:space="0" w:color="auto"/>
+        <w:right w:val="single" w:sz="4" w:space="0" w:color="auto"/>
+        <w:insideH w:val="single" w:sz="4" w:space="0" w:color="auto"/>
+        <w:insideV w:val="single" w:sz="4" w:space="0" w:color="auto"/>
+      </w:tblBorders>
+    </w:tblPr>
   </w:style>
 </w:styles>
 </file>
